--- a/policies/build/masters/AAC.3_v2_master.docx
+++ b/policies/build/masters/AAC.3_v2_master.docx
@@ -11,40 +11,25 @@
         <w:rPr>
           <w:b/>
           <w:bCs/>
+          <w:sz w:val="28"/>
+          <w:szCs w:val="28"/>
+        </w:rPr>
+        <w:t>Policy on Initial Assessment and Reassessment</w:t>
+      </w:r>
+    </w:p>
+    <w:p>
+      <w:pPr>
+        <w:spacing w:after="60"/>
+        <w:jc w:val="center"/>
+      </w:pPr>
+      <w:r>
+        <w:rPr>
+          <w:b/>
+          <w:bCs/>
           <w:sz w:val="32"/>
           <w:szCs w:val="32"/>
         </w:rPr>
         <w:t xml:space="preserve">«Hospital Name»</w:t>
-      </w:r>
-    </w:p>
-    <w:p>
-      <w:pPr>
-        <w:spacing w:after="60"/>
-        <w:jc w:val="center"/>
-      </w:pPr>
-      <w:r>
-        <w:rPr>
-          <w:b/>
-          <w:bCs/>
-          <w:sz w:val="28"/>
-          <w:szCs w:val="28"/>
-        </w:rPr>
-        <w:t xml:space="preserve">Initial Assessment and Reassessment</w:t>
-      </w:r>
-    </w:p>
-    <w:p>
-      <w:pPr>
-        <w:spacing w:after="240"/>
-        <w:jc w:val="center"/>
-      </w:pPr>
-      <w:r>
-        <w:rPr>
-          <w:i/>
-          <w:iCs/>
-          <w:sz w:val="20"/>
-          <w:szCs w:val="20"/>
-        </w:rPr>
-        <w:t xml:space="preserve">Assessment, care planning, reassessment and early warning.</w:t>
       </w:r>
     </w:p>
     <w:p>
@@ -2615,174 +2600,6 @@
         <w:t xml:space="preserve">The Nursing Superintendent holds signed acknowledgements with the induction record.</w:t>
       </w:r>
     </w:p>
-    <w:p>
-      <w:pPr>
-        <w:pStyle w:val="Heading1"/>
-        <w:spacing w:after="120" w:before="280"/>
-      </w:pPr>
-      <w:r>
-        <w:t xml:space="preserve">10. References</w:t>
-      </w:r>
-    </w:p>
-    <w:p>
-      <w:pPr>
-        <w:pStyle w:val="ListParagraph"/>
-        <w:numPr>
-          <w:ilvl w:val="0"/>
-          <w:numId w:val="1"/>
-        </w:numPr>
-        <w:spacing w:after="60"/>
-      </w:pPr>
-      <w:r>
-        <w:rPr>
-          <w:sz w:val="22"/>
-          <w:szCs w:val="22"/>
-        </w:rPr>
-        <w:t xml:space="preserve">National Accreditation Board for Hospitals and Healthcare Providers (NABH), Standards for Small Healthcare Organisations, 3rd Edition — Access, Assessment and Continuity of Care chapter, standard AAC.3.</w:t>
-      </w:r>
-    </w:p>
-    <w:p>
-      <w:pPr>
-        <w:pStyle w:val="ListParagraph"/>
-        <w:numPr>
-          <w:ilvl w:val="0"/>
-          <w:numId w:val="1"/>
-        </w:numPr>
-        <w:spacing w:after="60"/>
-      </w:pPr>
-      <w:r>
-        <w:rPr>
-          <w:sz w:val="22"/>
-          <w:szCs w:val="22"/>
-        </w:rPr>
-        <w:t xml:space="preserve">Royal College of Physicians, National Early Warning Score (NEWS) 2 — framework for early warning score tools; not pasted as this hospital's tool.</w:t>
-      </w:r>
-    </w:p>
-    <w:p>
-      <w:pPr>
-        <w:pStyle w:val="ListParagraph"/>
-        <w:numPr>
-          <w:ilvl w:val="0"/>
-          <w:numId w:val="1"/>
-        </w:numPr>
-        <w:spacing w:after="60"/>
-      </w:pPr>
-      <w:r>
-        <w:rPr>
-          <w:sz w:val="22"/>
-          <w:szCs w:val="22"/>
-        </w:rPr>
-        <w:t xml:space="preserve">Internal documents of «Hospital Name»: assessment forms; care plan template; EWS observation chart; escalation protocol; out-patient follow-up card.</w:t>
-      </w:r>
-    </w:p>
-    <w:p>
-      <w:pPr>
-        <w:pStyle w:val="Heading1"/>
-        <w:spacing w:after="120" w:before="280"/>
-      </w:pPr>
-      <w:r>
-        <w:t xml:space="preserve">11. Distribution</w:t>
-      </w:r>
-    </w:p>
-    <w:p>
-      <w:pPr>
-        <w:spacing w:after="140"/>
-      </w:pPr>
-      <w:r>
-        <w:rPr>
-          <w:sz w:val="22"/>
-          <w:szCs w:val="22"/>
-        </w:rPr>
-        <w:t xml:space="preserve">Official master copy: office of the Medical Superintendent, «Hospital Name», with the Quality Coordinator.</w:t>
-      </w:r>
-    </w:p>
-    <w:p>
-      <w:pPr>
-        <w:spacing w:after="140"/>
-      </w:pPr>
-      <w:r>
-        <w:rPr>
-          <w:sz w:val="22"/>
-          <w:szCs w:val="22"/>
-        </w:rPr>
-        <w:t xml:space="preserve">Copies issued to: emergency; every in-patient ward; out-patient; day-care; nursing administration.</w:t>
-      </w:r>
-    </w:p>
-    <w:p>
-      <w:pPr>
-        <w:spacing w:after="140"/>
-      </w:pPr>
-      <w:r>
-        <w:rPr>
-          <w:sz w:val="22"/>
-          <w:szCs w:val="22"/>
-        </w:rPr>
-        <w:t xml:space="preserve">The current version is available to all staff at the «front-office policy file» and, if the hospital keeps an intranet, at «staff intranet / policies».</w:t>
-      </w:r>
-    </w:p>
-    <w:p>
-      <w:pPr>
-        <w:spacing w:after="140"/>
-      </w:pPr>
-      <w:r>
-        <w:rPr>
-          <w:sz w:val="22"/>
-          <w:szCs w:val="22"/>
-        </w:rPr>
-        <w:t xml:space="preserve">When a new version is issued, take old copies out of use.</w:t>
-      </w:r>
-    </w:p>
-    <w:p>
-      <w:pPr>
-        <w:pStyle w:val="Heading1"/>
-        <w:spacing w:after="120" w:before="280"/>
-      </w:pPr>
-      <w:r>
-        <w:t xml:space="preserve">12. Abbreviations</w:t>
-      </w:r>
-    </w:p>
-    <w:p>
-      <w:pPr>
-        <w:spacing w:after="140"/>
-      </w:pPr>
-      <w:r>
-        <w:rPr>
-          <w:sz w:val="22"/>
-          <w:szCs w:val="22"/>
-        </w:rPr>
-        <w:t xml:space="preserve">AAC — Access, Assessment and Continuity of Care (NABH SHCO chapter 2)
-CAPA — corrective and preventive action
-EWS — early warning score
-MEWS — modified early warning score
-NABH — National Accreditation Board for Hospitals and Healthcare Providers
-OE — objective element
-SHCO — Standards for Small Healthcare Organisations
-TAT — turnaround time</w:t>
-      </w:r>
-    </w:p>
-    <w:p>
-      <w:pPr>
-        <w:pStyle w:val="Heading1"/>
-        <w:spacing w:after="120" w:before="280"/>
-      </w:pPr>
-      <w:r>
-        <w:t xml:space="preserve">13. Traceability to NABH SHCO 3rd Edition AAC.3</w:t>
-      </w:r>
-    </w:p>
-    <w:p>
-      <w:pPr>
-        <w:spacing w:after="120"/>
-      </w:pPr>
-      <w:r>
-        <w:rPr>
-          <w:i/>
-          <w:iCs/>
-          <w:sz w:val="20"/>
-          <w:szCs w:val="20"/>
-        </w:rPr>
-        <w:t xml:space="preserve">This table is an index. It is not how the policy is organised.</w:t>
-      </w:r>
-    </w:p>
     <w:tbl>
       <w:tblPr>
         <w:tblW w:type="pct" w:w="100%"/>
@@ -3352,7 +3169,92 @@
         <w:spacing w:after="120" w:before="280"/>
       </w:pPr>
       <w:r>
-        <w:t xml:space="preserve">14. Required Records / Evidence Checklist</w:t>
+        <w:t>10. Distribution</w:t>
+      </w:r>
+    </w:p>
+    <w:p>
+      <w:pPr>
+        <w:spacing w:after="140"/>
+      </w:pPr>
+      <w:r>
+        <w:rPr>
+          <w:sz w:val="22"/>
+          <w:szCs w:val="22"/>
+        </w:rPr>
+        <w:t xml:space="preserve">Official master copy: office of the Medical Superintendent, «Hospital Name», with the Quality Coordinator.</w:t>
+      </w:r>
+    </w:p>
+    <w:p>
+      <w:pPr>
+        <w:spacing w:after="140"/>
+      </w:pPr>
+      <w:r>
+        <w:rPr>
+          <w:sz w:val="22"/>
+          <w:szCs w:val="22"/>
+        </w:rPr>
+        <w:t xml:space="preserve">Copies issued to: emergency; every in-patient ward; out-patient; day-care; nursing administration.</w:t>
+      </w:r>
+    </w:p>
+    <w:p>
+      <w:pPr>
+        <w:spacing w:after="140"/>
+      </w:pPr>
+      <w:r>
+        <w:rPr>
+          <w:sz w:val="22"/>
+          <w:szCs w:val="22"/>
+        </w:rPr>
+        <w:t xml:space="preserve">The current version is available to all staff at the «front-office policy file» and, if the hospital keeps an intranet, at «staff intranet / policies».</w:t>
+      </w:r>
+    </w:p>
+    <w:p>
+      <w:pPr>
+        <w:spacing w:after="140"/>
+      </w:pPr>
+      <w:r>
+        <w:rPr>
+          <w:sz w:val="22"/>
+          <w:szCs w:val="22"/>
+        </w:rPr>
+        <w:t xml:space="preserve">When a new version is issued, take old copies out of use.</w:t>
+      </w:r>
+    </w:p>
+    <w:p>
+      <w:pPr>
+        <w:pStyle w:val="Heading1"/>
+        <w:spacing w:after="120" w:before="280"/>
+      </w:pPr>
+      <w:r>
+        <w:t>11. Abbreviations</w:t>
+      </w:r>
+    </w:p>
+    <w:p>
+      <w:pPr>
+        <w:spacing w:after="140"/>
+      </w:pPr>
+      <w:r>
+        <w:rPr>
+          <w:sz w:val="22"/>
+          <w:szCs w:val="22"/>
+        </w:rPr>
+        <w:t xml:space="preserve">AAC — Access, Assessment and Continuity of Care (NABH SHCO chapter 2)
+CAPA — corrective and preventive action
+EWS — early warning score
+MEWS — modified early warning score
+NABH — National Accreditation Board for Hospitals and Healthcare Providers
+OE — objective element
+SHCO — Standards for Small Healthcare Organisations
+TAT — turnaround time</w:t>
+      </w:r>
+    </w:p>
+    <w:p>
+      <w:pPr>
+        <w:pStyle w:val="Heading1"/>
+        <w:spacing w:after="120" w:before="280"/>
+      </w:pPr>
+      <w:r>
+        <w:t>12. Traceability to NABH SHCO 3rd Edition AAC.3</w:t>
       </w:r>
     </w:p>
     <w:p>
@@ -3366,6 +3268,29 @@
           <w:sz w:val="20"/>
           <w:szCs w:val="20"/>
         </w:rPr>
+        <w:t xml:space="preserve">This table is an index. It is not how the policy is organised.</w:t>
+      </w:r>
+    </w:p>
+    <w:p>
+      <w:pPr>
+        <w:pStyle w:val="Heading1"/>
+        <w:spacing w:after="120" w:before="280"/>
+      </w:pPr>
+      <w:r>
+        <w:t>13. Required Records / Evidence Checklist</w:t>
+      </w:r>
+    </w:p>
+    <w:p>
+      <w:pPr>
+        <w:spacing w:after="120"/>
+      </w:pPr>
+      <w:r>
+        <w:rPr>
+          <w:i/>
+          <w:iCs/>
+          <w:sz w:val="20"/>
+          <w:szCs w:val="20"/>
+        </w:rPr>
         <w:t xml:space="preserve">Records the hospital holds under this policy, listed by objective element.</w:t>
       </w:r>
     </w:p>
@@ -3684,6 +3609,66 @@
           <w:szCs w:val="22"/>
         </w:rPr>
         <w:t xml:space="preserve">Training records for EWS tool.</w:t>
+      </w:r>
+    </w:p>
+    <w:p>
+      <w:pPr>
+        <w:pStyle w:val="Heading1"/>
+        <w:spacing w:after="120" w:before="280"/>
+      </w:pPr>
+      <w:r>
+        <w:t>14. References</w:t>
+      </w:r>
+    </w:p>
+    <w:p>
+      <w:pPr>
+        <w:pStyle w:val="ListParagraph"/>
+        <w:numPr>
+          <w:ilvl w:val="0"/>
+          <w:numId w:val="1"/>
+        </w:numPr>
+        <w:spacing w:after="60"/>
+      </w:pPr>
+      <w:r>
+        <w:rPr>
+          <w:sz w:val="22"/>
+          <w:szCs w:val="22"/>
+        </w:rPr>
+        <w:t xml:space="preserve">National Accreditation Board for Hospitals and Healthcare Providers (NABH), Standards for Small Healthcare Organisations, 3rd Edition — Access, Assessment and Continuity of Care chapter, standard AAC.3.</w:t>
+      </w:r>
+    </w:p>
+    <w:p>
+      <w:pPr>
+        <w:pStyle w:val="ListParagraph"/>
+        <w:numPr>
+          <w:ilvl w:val="0"/>
+          <w:numId w:val="1"/>
+        </w:numPr>
+        <w:spacing w:after="60"/>
+      </w:pPr>
+      <w:r>
+        <w:rPr>
+          <w:sz w:val="22"/>
+          <w:szCs w:val="22"/>
+        </w:rPr>
+        <w:t xml:space="preserve">Royal College of Physicians, National Early Warning Score (NEWS) 2 — framework for early warning score tools; not pasted as this hospital's tool.</w:t>
+      </w:r>
+    </w:p>
+    <w:p>
+      <w:pPr>
+        <w:pStyle w:val="ListParagraph"/>
+        <w:numPr>
+          <w:ilvl w:val="0"/>
+          <w:numId w:val="1"/>
+        </w:numPr>
+        <w:spacing w:after="60"/>
+      </w:pPr>
+      <w:r>
+        <w:rPr>
+          <w:sz w:val="22"/>
+          <w:szCs w:val="22"/>
+        </w:rPr>
+        <w:t xml:space="preserve">Internal documents of «Hospital Name»: assessment forms; care plan template; EWS observation chart; escalation protocol; out-patient follow-up card.</w:t>
       </w:r>
     </w:p>
     <w:p>
@@ -3808,7 +3793,7 @@
         <w:sz w:val="16"/>
         <w:szCs w:val="16"/>
       </w:rPr>
-      <w:t xml:space="preserve">«Hospital Name»  |  «AAC/POL/03»  |  Controlled document  |  Initial Assessment and Reassessment</w:t>
+      <w:t>«Hospital Name»  |  «AAC/POL/03»  |  Controlled document  |  Policy on Initial Assessment and Reassessment</w:t>
     </w:r>
   </w:p>
 </w:ftr>

--- a/policies/build/masters/AAC.3_v2_master.docx
+++ b/policies/build/masters/AAC.3_v2_master.docx
@@ -1781,7 +1781,7 @@
           <w:sz w:val="22"/>
           <w:szCs w:val="22"/>
         </w:rPr>
-        <w:t xml:space="preserve">Root-cause analysis is required when the same assessment or EWS defect recurs within six months.</w:t>
+        <w:t>Root-cause analysis is required when the same assessment or EWS defect recurs; the organisation's defined recurrence threshold applies, as documented in the hospital's Root Cause Analysis procedure.</w:t>
       </w:r>
     </w:p>
     <w:p>

--- a/policies/build/masters/AAC.3_v2_master.docx
+++ b/policies/build/masters/AAC.3_v2_master.docx
@@ -2617,6 +2617,7 @@
         <w:gridCol w:w="100"/>
         <w:gridCol w:w="100"/>
         <w:gridCol w:w="100"/>
+        <w:gridCol w:w="100"/>
       </w:tblGrid>
       <w:tr>
         <w:tc>
@@ -2644,6 +2645,26 @@
         </w:tc>
         <w:tc>
           <w:tcPr>
+            <w:tcW w:type="pct" w:w="12%"/>
+            <w:tcBorders>
+              <w:top w:val="single" w:color="999999" w:sz="4"/>
+              <w:left w:val="single" w:color="999999" w:sz="4"/>
+              <w:bottom w:val="single" w:color="999999" w:sz="4"/>
+              <w:right w:val="single" w:color="999999" w:sz="4"/>
+            </w:tcBorders>
+            <w:shd w:fill="E8E8E8" w:val="clear"/>
+          </w:tcPr>
+          <w:p>
+            <w:r>
+              <w:rPr>
+                <w:b/>
+              </w:rPr>
+              <w:t>Level</w:t>
+            </w:r>
+          </w:p>
+        </w:tc>
+        <w:tc>
+          <w:tcPr>
             <w:tcW w:type="pct" w:w="32%"/>
             <w:tcBorders>
               <w:top w:val="single" w:color="999999" w:sz="4"/>
@@ -2737,6 +2758,22 @@
         </w:tc>
         <w:tc>
           <w:tcPr>
+            <w:tcW w:type="pct" w:w="12%"/>
+            <w:tcBorders>
+              <w:top w:val="single" w:color="999999" w:sz="4"/>
+              <w:left w:val="single" w:color="999999" w:sz="4"/>
+              <w:bottom w:val="single" w:color="999999" w:sz="4"/>
+              <w:right w:val="single" w:color="999999" w:sz="4"/>
+            </w:tcBorders>
+          </w:tcPr>
+          <w:p>
+            <w:r>
+              <w:t>CORE*</w:t>
+            </w:r>
+          </w:p>
+        </w:tc>
+        <w:tc>
+          <w:tcPr>
             <w:tcW w:type="pct" w:w="32%"/>
             <w:tcBorders>
               <w:top w:val="single" w:color="999999" w:sz="4"/>
@@ -2827,6 +2864,22 @@
         </w:tc>
         <w:tc>
           <w:tcPr>
+            <w:tcW w:type="pct" w:w="12%"/>
+            <w:tcBorders>
+              <w:top w:val="single" w:color="999999" w:sz="4"/>
+              <w:left w:val="single" w:color="999999" w:sz="4"/>
+              <w:bottom w:val="single" w:color="999999" w:sz="4"/>
+              <w:right w:val="single" w:color="999999" w:sz="4"/>
+            </w:tcBorders>
+          </w:tcPr>
+          <w:p>
+            <w:r>
+              <w:t>Achievement</w:t>
+            </w:r>
+          </w:p>
+        </w:tc>
+        <w:tc>
+          <w:tcPr>
             <w:tcW w:type="pct" w:w="32%"/>
             <w:tcBorders>
               <w:top w:val="single" w:color="999999" w:sz="4"/>
@@ -2917,6 +2970,22 @@
         </w:tc>
         <w:tc>
           <w:tcPr>
+            <w:tcW w:type="pct" w:w="12%"/>
+            <w:tcBorders>
+              <w:top w:val="single" w:color="999999" w:sz="4"/>
+              <w:left w:val="single" w:color="999999" w:sz="4"/>
+              <w:bottom w:val="single" w:color="999999" w:sz="4"/>
+              <w:right w:val="single" w:color="999999" w:sz="4"/>
+            </w:tcBorders>
+          </w:tcPr>
+          <w:p>
+            <w:r>
+              <w:t>CORE</w:t>
+            </w:r>
+          </w:p>
+        </w:tc>
+        <w:tc>
+          <w:tcPr>
             <w:tcW w:type="pct" w:w="32%"/>
             <w:tcBorders>
               <w:top w:val="single" w:color="999999" w:sz="4"/>
@@ -3007,6 +3076,22 @@
         </w:tc>
         <w:tc>
           <w:tcPr>
+            <w:tcW w:type="pct" w:w="12%"/>
+            <w:tcBorders>
+              <w:top w:val="single" w:color="999999" w:sz="4"/>
+              <w:left w:val="single" w:color="999999" w:sz="4"/>
+              <w:bottom w:val="single" w:color="999999" w:sz="4"/>
+              <w:right w:val="single" w:color="999999" w:sz="4"/>
+            </w:tcBorders>
+          </w:tcPr>
+          <w:p>
+            <w:r>
+              <w:t>Commitment</w:t>
+            </w:r>
+          </w:p>
+        </w:tc>
+        <w:tc>
+          <w:tcPr>
             <w:tcW w:type="pct" w:w="32%"/>
             <w:tcBorders>
               <w:top w:val="single" w:color="999999" w:sz="4"/>
@@ -3097,6 +3182,22 @@
         </w:tc>
         <w:tc>
           <w:tcPr>
+            <w:tcW w:type="pct" w:w="12%"/>
+            <w:tcBorders>
+              <w:top w:val="single" w:color="999999" w:sz="4"/>
+              <w:left w:val="single" w:color="999999" w:sz="4"/>
+              <w:bottom w:val="single" w:color="999999" w:sz="4"/>
+              <w:right w:val="single" w:color="999999" w:sz="4"/>
+            </w:tcBorders>
+          </w:tcPr>
+          <w:p>
+            <w:r>
+              <w:t>Commitment</w:t>
+            </w:r>
+          </w:p>
+        </w:tc>
+        <w:tc>
+          <w:tcPr>
             <w:tcW w:type="pct" w:w="32%"/>
             <w:tcBorders>
               <w:top w:val="single" w:color="999999" w:sz="4"/>
@@ -3229,25 +3330,401 @@
         <w:t>11. Abbreviations</w:t>
       </w:r>
     </w:p>
-    <w:p>
-      <w:pPr>
-        <w:spacing w:after="140"/>
-      </w:pPr>
-      <w:r>
-        <w:rPr>
-          <w:sz w:val="22"/>
-          <w:szCs w:val="22"/>
-        </w:rPr>
-        <w:t xml:space="preserve">AAC — Access, Assessment and Continuity of Care (NABH SHCO chapter 2)
-CAPA — corrective and preventive action
-EWS — early warning score
-MEWS — modified early warning score
-NABH — National Accreditation Board for Hospitals and Healthcare Providers
-OE — objective element
-SHCO — Standards for Small Healthcare Organisations
-TAT — turnaround time</w:t>
-      </w:r>
-    </w:p>
+    <w:tbl>
+      <w:tblPr>
+        <w:tblW w:type="pct" w:w="100%"/>
+        <w:tblBorders>
+          <w:top w:val="single" w:color="auto" w:sz="4"/>
+          <w:left w:val="single" w:color="auto" w:sz="4"/>
+          <w:bottom w:val="single" w:color="auto" w:sz="4"/>
+          <w:right w:val="single" w:color="auto" w:sz="4"/>
+          <w:insideH w:val="single" w:color="auto" w:sz="4"/>
+          <w:insideV w:val="single" w:color="auto" w:sz="4"/>
+        </w:tblBorders>
+      </w:tblPr>
+      <w:tblGrid>
+        <w:gridCol w:w="100"/>
+        <w:gridCol w:w="100"/>
+      </w:tblGrid>
+      <w:tr>
+        <w:tc>
+          <w:tcPr>
+            <w:tcW w:type="pct" w:w="22%"/>
+            <w:tcBorders>
+              <w:top w:val="single" w:color="999999" w:sz="4"/>
+              <w:left w:val="single" w:color="999999" w:sz="4"/>
+              <w:bottom w:val="single" w:color="999999" w:sz="4"/>
+              <w:right w:val="single" w:color="999999" w:sz="4"/>
+            </w:tcBorders>
+            <w:shd w:fill="E8E8E8" w:val="clear"/>
+          </w:tcPr>
+          <w:p>
+            <w:r>
+              <w:rPr>
+                <w:b/>
+              </w:rPr>
+              <w:t>Abbreviation</w:t>
+            </w:r>
+          </w:p>
+        </w:tc>
+        <w:tc>
+          <w:tcPr>
+            <w:tcW w:type="pct" w:w="22%"/>
+            <w:tcBorders>
+              <w:top w:val="single" w:color="999999" w:sz="4"/>
+              <w:left w:val="single" w:color="999999" w:sz="4"/>
+              <w:bottom w:val="single" w:color="999999" w:sz="4"/>
+              <w:right w:val="single" w:color="999999" w:sz="4"/>
+            </w:tcBorders>
+            <w:shd w:fill="E8E8E8" w:val="clear"/>
+          </w:tcPr>
+          <w:p>
+            <w:r>
+              <w:rPr>
+                <w:b/>
+              </w:rPr>
+              <w:t>Meaning</w:t>
+            </w:r>
+          </w:p>
+        </w:tc>
+      </w:tr>
+      <w:tr>
+        <w:tc>
+          <w:tcPr>
+            <w:tcW w:type="pct" w:w="22%"/>
+            <w:tcBorders>
+              <w:top w:val="single" w:color="999999" w:sz="4"/>
+              <w:left w:val="single" w:color="999999" w:sz="4"/>
+              <w:bottom w:val="single" w:color="999999" w:sz="4"/>
+              <w:right w:val="single" w:color="999999" w:sz="4"/>
+            </w:tcBorders>
+            <w:shd w:fill="E8E8E8" w:val="clear"/>
+          </w:tcPr>
+          <w:p>
+            <w:r>
+              <w:rPr>
+                <w:b w:val="0"/>
+              </w:rPr>
+              <w:t>AAC</w:t>
+            </w:r>
+          </w:p>
+        </w:tc>
+        <w:tc>
+          <w:tcPr>
+            <w:tcW w:type="pct" w:w="22%"/>
+            <w:tcBorders>
+              <w:top w:val="single" w:color="999999" w:sz="4"/>
+              <w:left w:val="single" w:color="999999" w:sz="4"/>
+              <w:bottom w:val="single" w:color="999999" w:sz="4"/>
+              <w:right w:val="single" w:color="999999" w:sz="4"/>
+            </w:tcBorders>
+            <w:shd w:fill="E8E8E8" w:val="clear"/>
+          </w:tcPr>
+          <w:p>
+            <w:r>
+              <w:rPr>
+                <w:b w:val="0"/>
+              </w:rPr>
+              <w:t>Access, Assessment and Continuity of Care (NABH SHCO chapter 2)</w:t>
+            </w:r>
+          </w:p>
+        </w:tc>
+      </w:tr>
+      <w:tr>
+        <w:tc>
+          <w:tcPr>
+            <w:tcW w:type="pct" w:w="22%"/>
+            <w:tcBorders>
+              <w:top w:val="single" w:color="999999" w:sz="4"/>
+              <w:left w:val="single" w:color="999999" w:sz="4"/>
+              <w:bottom w:val="single" w:color="999999" w:sz="4"/>
+              <w:right w:val="single" w:color="999999" w:sz="4"/>
+            </w:tcBorders>
+            <w:shd w:fill="E8E8E8" w:val="clear"/>
+          </w:tcPr>
+          <w:p>
+            <w:r>
+              <w:rPr>
+                <w:b w:val="0"/>
+              </w:rPr>
+              <w:t>CAPA</w:t>
+            </w:r>
+          </w:p>
+        </w:tc>
+        <w:tc>
+          <w:tcPr>
+            <w:tcW w:type="pct" w:w="22%"/>
+            <w:tcBorders>
+              <w:top w:val="single" w:color="999999" w:sz="4"/>
+              <w:left w:val="single" w:color="999999" w:sz="4"/>
+              <w:bottom w:val="single" w:color="999999" w:sz="4"/>
+              <w:right w:val="single" w:color="999999" w:sz="4"/>
+            </w:tcBorders>
+            <w:shd w:fill="E8E8E8" w:val="clear"/>
+          </w:tcPr>
+          <w:p>
+            <w:r>
+              <w:rPr>
+                <w:b w:val="0"/>
+              </w:rPr>
+              <w:t>corrective and preventive action</w:t>
+            </w:r>
+          </w:p>
+        </w:tc>
+      </w:tr>
+      <w:tr>
+        <w:tc>
+          <w:tcPr>
+            <w:tcW w:type="pct" w:w="22%"/>
+            <w:tcBorders>
+              <w:top w:val="single" w:color="999999" w:sz="4"/>
+              <w:left w:val="single" w:color="999999" w:sz="4"/>
+              <w:bottom w:val="single" w:color="999999" w:sz="4"/>
+              <w:right w:val="single" w:color="999999" w:sz="4"/>
+            </w:tcBorders>
+            <w:shd w:fill="E8E8E8" w:val="clear"/>
+          </w:tcPr>
+          <w:p>
+            <w:r>
+              <w:rPr>
+                <w:b w:val="0"/>
+              </w:rPr>
+              <w:t>EWS</w:t>
+            </w:r>
+          </w:p>
+        </w:tc>
+        <w:tc>
+          <w:tcPr>
+            <w:tcW w:type="pct" w:w="22%"/>
+            <w:tcBorders>
+              <w:top w:val="single" w:color="999999" w:sz="4"/>
+              <w:left w:val="single" w:color="999999" w:sz="4"/>
+              <w:bottom w:val="single" w:color="999999" w:sz="4"/>
+              <w:right w:val="single" w:color="999999" w:sz="4"/>
+            </w:tcBorders>
+            <w:shd w:fill="E8E8E8" w:val="clear"/>
+          </w:tcPr>
+          <w:p>
+            <w:r>
+              <w:rPr>
+                <w:b w:val="0"/>
+              </w:rPr>
+              <w:t>early warning score</w:t>
+            </w:r>
+          </w:p>
+        </w:tc>
+      </w:tr>
+      <w:tr>
+        <w:tc>
+          <w:tcPr>
+            <w:tcW w:type="pct" w:w="22%"/>
+            <w:tcBorders>
+              <w:top w:val="single" w:color="999999" w:sz="4"/>
+              <w:left w:val="single" w:color="999999" w:sz="4"/>
+              <w:bottom w:val="single" w:color="999999" w:sz="4"/>
+              <w:right w:val="single" w:color="999999" w:sz="4"/>
+            </w:tcBorders>
+            <w:shd w:fill="E8E8E8" w:val="clear"/>
+          </w:tcPr>
+          <w:p>
+            <w:r>
+              <w:rPr>
+                <w:b w:val="0"/>
+              </w:rPr>
+              <w:t>MEWS</w:t>
+            </w:r>
+          </w:p>
+        </w:tc>
+        <w:tc>
+          <w:tcPr>
+            <w:tcW w:type="pct" w:w="22%"/>
+            <w:tcBorders>
+              <w:top w:val="single" w:color="999999" w:sz="4"/>
+              <w:left w:val="single" w:color="999999" w:sz="4"/>
+              <w:bottom w:val="single" w:color="999999" w:sz="4"/>
+              <w:right w:val="single" w:color="999999" w:sz="4"/>
+            </w:tcBorders>
+            <w:shd w:fill="E8E8E8" w:val="clear"/>
+          </w:tcPr>
+          <w:p>
+            <w:r>
+              <w:rPr>
+                <w:b w:val="0"/>
+              </w:rPr>
+              <w:t>modified early warning score</w:t>
+            </w:r>
+          </w:p>
+        </w:tc>
+      </w:tr>
+      <w:tr>
+        <w:tc>
+          <w:tcPr>
+            <w:tcW w:type="pct" w:w="22%"/>
+            <w:tcBorders>
+              <w:top w:val="single" w:color="999999" w:sz="4"/>
+              <w:left w:val="single" w:color="999999" w:sz="4"/>
+              <w:bottom w:val="single" w:color="999999" w:sz="4"/>
+              <w:right w:val="single" w:color="999999" w:sz="4"/>
+            </w:tcBorders>
+            <w:shd w:fill="E8E8E8" w:val="clear"/>
+          </w:tcPr>
+          <w:p>
+            <w:r>
+              <w:rPr>
+                <w:b w:val="0"/>
+              </w:rPr>
+              <w:t>NABH</w:t>
+            </w:r>
+          </w:p>
+        </w:tc>
+        <w:tc>
+          <w:tcPr>
+            <w:tcW w:type="pct" w:w="22%"/>
+            <w:tcBorders>
+              <w:top w:val="single" w:color="999999" w:sz="4"/>
+              <w:left w:val="single" w:color="999999" w:sz="4"/>
+              <w:bottom w:val="single" w:color="999999" w:sz="4"/>
+              <w:right w:val="single" w:color="999999" w:sz="4"/>
+            </w:tcBorders>
+            <w:shd w:fill="E8E8E8" w:val="clear"/>
+          </w:tcPr>
+          <w:p>
+            <w:r>
+              <w:rPr>
+                <w:b w:val="0"/>
+              </w:rPr>
+              <w:t>National Accreditation Board for Hospitals and Healthcare Providers</w:t>
+            </w:r>
+          </w:p>
+        </w:tc>
+      </w:tr>
+      <w:tr>
+        <w:tc>
+          <w:tcPr>
+            <w:tcW w:type="pct" w:w="22%"/>
+            <w:tcBorders>
+              <w:top w:val="single" w:color="999999" w:sz="4"/>
+              <w:left w:val="single" w:color="999999" w:sz="4"/>
+              <w:bottom w:val="single" w:color="999999" w:sz="4"/>
+              <w:right w:val="single" w:color="999999" w:sz="4"/>
+            </w:tcBorders>
+            <w:shd w:fill="E8E8E8" w:val="clear"/>
+          </w:tcPr>
+          <w:p>
+            <w:r>
+              <w:rPr>
+                <w:b w:val="0"/>
+              </w:rPr>
+              <w:t>OE</w:t>
+            </w:r>
+          </w:p>
+        </w:tc>
+        <w:tc>
+          <w:tcPr>
+            <w:tcW w:type="pct" w:w="22%"/>
+            <w:tcBorders>
+              <w:top w:val="single" w:color="999999" w:sz="4"/>
+              <w:left w:val="single" w:color="999999" w:sz="4"/>
+              <w:bottom w:val="single" w:color="999999" w:sz="4"/>
+              <w:right w:val="single" w:color="999999" w:sz="4"/>
+            </w:tcBorders>
+            <w:shd w:fill="E8E8E8" w:val="clear"/>
+          </w:tcPr>
+          <w:p>
+            <w:r>
+              <w:rPr>
+                <w:b w:val="0"/>
+              </w:rPr>
+              <w:t>objective element</w:t>
+            </w:r>
+          </w:p>
+        </w:tc>
+      </w:tr>
+      <w:tr>
+        <w:tc>
+          <w:tcPr>
+            <w:tcW w:type="pct" w:w="22%"/>
+            <w:tcBorders>
+              <w:top w:val="single" w:color="999999" w:sz="4"/>
+              <w:left w:val="single" w:color="999999" w:sz="4"/>
+              <w:bottom w:val="single" w:color="999999" w:sz="4"/>
+              <w:right w:val="single" w:color="999999" w:sz="4"/>
+            </w:tcBorders>
+            <w:shd w:fill="E8E8E8" w:val="clear"/>
+          </w:tcPr>
+          <w:p>
+            <w:r>
+              <w:rPr>
+                <w:b w:val="0"/>
+              </w:rPr>
+              <w:t>SHCO</w:t>
+            </w:r>
+          </w:p>
+        </w:tc>
+        <w:tc>
+          <w:tcPr>
+            <w:tcW w:type="pct" w:w="22%"/>
+            <w:tcBorders>
+              <w:top w:val="single" w:color="999999" w:sz="4"/>
+              <w:left w:val="single" w:color="999999" w:sz="4"/>
+              <w:bottom w:val="single" w:color="999999" w:sz="4"/>
+              <w:right w:val="single" w:color="999999" w:sz="4"/>
+            </w:tcBorders>
+            <w:shd w:fill="E8E8E8" w:val="clear"/>
+          </w:tcPr>
+          <w:p>
+            <w:r>
+              <w:rPr>
+                <w:b w:val="0"/>
+              </w:rPr>
+              <w:t>Standards for Small Healthcare Organisations</w:t>
+            </w:r>
+          </w:p>
+        </w:tc>
+      </w:tr>
+      <w:tr>
+        <w:tc>
+          <w:tcPr>
+            <w:tcW w:type="pct" w:w="22%"/>
+            <w:tcBorders>
+              <w:top w:val="single" w:color="999999" w:sz="4"/>
+              <w:left w:val="single" w:color="999999" w:sz="4"/>
+              <w:bottom w:val="single" w:color="999999" w:sz="4"/>
+              <w:right w:val="single" w:color="999999" w:sz="4"/>
+            </w:tcBorders>
+            <w:shd w:fill="E8E8E8" w:val="clear"/>
+          </w:tcPr>
+          <w:p>
+            <w:r>
+              <w:rPr>
+                <w:b w:val="0"/>
+              </w:rPr>
+              <w:t>TAT</w:t>
+            </w:r>
+          </w:p>
+        </w:tc>
+        <w:tc>
+          <w:tcPr>
+            <w:tcW w:type="pct" w:w="22%"/>
+            <w:tcBorders>
+              <w:top w:val="single" w:color="999999" w:sz="4"/>
+              <w:left w:val="single" w:color="999999" w:sz="4"/>
+              <w:bottom w:val="single" w:color="999999" w:sz="4"/>
+              <w:right w:val="single" w:color="999999" w:sz="4"/>
+            </w:tcBorders>
+            <w:shd w:fill="E8E8E8" w:val="clear"/>
+          </w:tcPr>
+          <w:p>
+            <w:r>
+              <w:rPr>
+                <w:b w:val="0"/>
+              </w:rPr>
+              <w:t>turnaround time</w:t>
+            </w:r>
+          </w:p>
+        </w:tc>
+      </w:tr>
+    </w:tbl>
     <w:p>
       <w:pPr>
         <w:pStyle w:val="Heading1"/>

--- a/policies/build/masters/AAC.3_v2_master.docx
+++ b/policies/build/masters/AAC.3_v2_master.docx
@@ -677,7 +677,7 @@
           <w:sz w:val="22"/>
           <w:szCs w:val="22"/>
         </w:rPr>
-        <w:t xml:space="preserve">The chapter intent is that every patient receives a timely, documented assessment that drives a care plan, and that reassessment detects deterioration early.</w:t>
+        <w:t xml:space="preserve">This policy owns assessment and reassessment. AAC.2 owns registration and admission. AAC.7 owns continuity and handover. COP standards own specific clinical procedures. PRE.3 owns consent.</w:t>
       </w:r>
     </w:p>
     <w:p>
@@ -689,19 +689,7 @@
           <w:sz w:val="22"/>
           <w:szCs w:val="22"/>
         </w:rPr>
-        <w:t xml:space="preserve">This policy owns assessment and reassessment. AAC.2 owns registration and admission. AAC.7 owns continuity and handover. COP standards own specific clinical procedures. PRE.3 owns consent.</w:t>
-      </w:r>
-    </w:p>
-    <w:p>
-      <w:pPr>
-        <w:spacing w:after="140"/>
-      </w:pPr>
-      <w:r>
-        <w:rPr>
-          <w:sz w:val="22"/>
-          <w:szCs w:val="22"/>
-        </w:rPr>
-        <w:t xml:space="preserve">EWS — early warning score. Words marked «like this» are defaults. A blank marked «________» must be filled before issue.</w:t>
+        <w:t>EWS — early warning score.</w:t>
       </w:r>
     </w:p>
     <w:p>
@@ -735,103 +723,6 @@
           <w:szCs w:val="22"/>
         </w:rPr>
         <w:t xml:space="preserve">It covers the five elements AAC.3.a–e: initial assessment, documented care plan, reassessment, out-patient follow-up, and early warning guidelines.</w:t>
-      </w:r>
-    </w:p>
-    <w:p>
-      <w:pPr>
-        <w:spacing w:after="140"/>
-      </w:pPr>
-      <w:r>
-        <w:rPr>
-          <w:sz w:val="22"/>
-          <w:szCs w:val="22"/>
-        </w:rPr>
-        <w:t xml:space="preserve">Boundaries:</w:t>
-      </w:r>
-    </w:p>
-    <w:p>
-      <w:pPr>
-        <w:pStyle w:val="ListParagraph"/>
-        <w:numPr>
-          <w:ilvl w:val="0"/>
-          <w:numId w:val="1"/>
-        </w:numPr>
-        <w:spacing w:after="60"/>
-      </w:pPr>
-      <w:r>
-        <w:rPr>
-          <w:sz w:val="22"/>
-          <w:szCs w:val="22"/>
-        </w:rPr>
-        <w:t xml:space="preserve">AAC.2 owns registration, admission and acceptance criteria. This policy begins after the patient is accepted.</w:t>
-      </w:r>
-    </w:p>
-    <w:p>
-      <w:pPr>
-        <w:pStyle w:val="ListParagraph"/>
-        <w:numPr>
-          <w:ilvl w:val="0"/>
-          <w:numId w:val="1"/>
-        </w:numPr>
-        <w:spacing w:after="60"/>
-      </w:pPr>
-      <w:r>
-        <w:rPr>
-          <w:sz w:val="22"/>
-          <w:szCs w:val="22"/>
-        </w:rPr>
-        <w:t xml:space="preserve">AAC.7 owns continuity and handover communication. This policy owns the clinical assessment and reassessment that handover communicates.</w:t>
-      </w:r>
-    </w:p>
-    <w:p>
-      <w:pPr>
-        <w:pStyle w:val="ListParagraph"/>
-        <w:numPr>
-          <w:ilvl w:val="0"/>
-          <w:numId w:val="1"/>
-        </w:numPr>
-        <w:spacing w:after="60"/>
-      </w:pPr>
-      <w:r>
-        <w:rPr>
-          <w:sz w:val="22"/>
-          <w:szCs w:val="22"/>
-        </w:rPr>
-        <w:t xml:space="preserve">AAC.4/AAC.5 own laboratory and imaging results. This policy owns that those results inform assessment and reassessment.</w:t>
-      </w:r>
-    </w:p>
-    <w:p>
-      <w:pPr>
-        <w:pStyle w:val="ListParagraph"/>
-        <w:numPr>
-          <w:ilvl w:val="0"/>
-          <w:numId w:val="1"/>
-        </w:numPr>
-        <w:spacing w:after="60"/>
-      </w:pPr>
-      <w:r>
-        <w:rPr>
-          <w:sz w:val="22"/>
-          <w:szCs w:val="22"/>
-        </w:rPr>
-        <w:t xml:space="preserve">PSQ.2 owns quality indicators. Assessment timeliness and EWS compliance feed PSQ.2.</w:t>
-      </w:r>
-    </w:p>
-    <w:p>
-      <w:pPr>
-        <w:pStyle w:val="ListParagraph"/>
-        <w:numPr>
-          <w:ilvl w:val="0"/>
-          <w:numId w:val="1"/>
-        </w:numPr>
-        <w:spacing w:after="60"/>
-      </w:pPr>
-      <w:r>
-        <w:rPr>
-          <w:sz w:val="22"/>
-          <w:szCs w:val="22"/>
-        </w:rPr>
-        <w:t xml:space="preserve">Spell out: early warning score (EWS), turnaround time (TAT).</w:t>
       </w:r>
     </w:p>
     <w:p>

--- a/policies/build/masters/AAC.3_v2_master.docx
+++ b/policies/build/masters/AAC.3_v2_master.docx
@@ -666,18 +666,6 @@
           <w:szCs w:val="22"/>
         </w:rPr>
         <w:t xml:space="preserve">This policy says how «Hospital Name» performs initial assessment for out-patients, day-care, in-patients and emergency patients; documents a care plan from the initial assessment; reassesses patients at appropriate intervals; informs out-patients of follow-up; and identifies early warning signs for prompt intervention.</w:t>
-      </w:r>
-    </w:p>
-    <w:p>
-      <w:pPr>
-        <w:spacing w:after="140"/>
-      </w:pPr>
-      <w:r>
-        <w:rPr>
-          <w:sz w:val="22"/>
-          <w:szCs w:val="22"/>
-        </w:rPr>
-        <w:t xml:space="preserve">This policy owns assessment and reassessment. AAC.2 owns registration and admission. AAC.7 owns continuity and handover. COP standards own specific clinical procedures. PRE.3 owns consent.</w:t>
       </w:r>
     </w:p>
     <w:p>

--- a/policies/build/masters/AAC.3_v2_master.docx
+++ b/policies/build/masters/AAC.3_v2_master.docx
@@ -2479,6 +2479,490 @@
         <w:t xml:space="preserve">The Nursing Superintendent holds signed acknowledgements with the induction record.</w:t>
       </w:r>
     </w:p>
+    <w:p>
+      <w:pPr>
+        <w:pStyle w:val="Heading1"/>
+        <w:spacing w:after="120" w:before="280"/>
+      </w:pPr>
+      <w:r>
+        <w:t>10. Distribution</w:t>
+      </w:r>
+    </w:p>
+    <w:p>
+      <w:pPr>
+        <w:spacing w:after="140"/>
+      </w:pPr>
+      <w:r>
+        <w:rPr>
+          <w:sz w:val="22"/>
+          <w:szCs w:val="22"/>
+        </w:rPr>
+        <w:t xml:space="preserve">Official master copy: office of the Medical Superintendent, «Hospital Name», with the Quality Coordinator.</w:t>
+      </w:r>
+    </w:p>
+    <w:p>
+      <w:pPr>
+        <w:spacing w:after="140"/>
+      </w:pPr>
+      <w:r>
+        <w:rPr>
+          <w:sz w:val="22"/>
+          <w:szCs w:val="22"/>
+        </w:rPr>
+        <w:t xml:space="preserve">Copies issued to: emergency; every in-patient ward; out-patient; day-care; nursing administration.</w:t>
+      </w:r>
+    </w:p>
+    <w:p>
+      <w:pPr>
+        <w:spacing w:after="140"/>
+      </w:pPr>
+      <w:r>
+        <w:rPr>
+          <w:sz w:val="22"/>
+          <w:szCs w:val="22"/>
+        </w:rPr>
+        <w:t xml:space="preserve">The current version is available to all staff at the «front-office policy file» and, if the hospital keeps an intranet, at «staff intranet / policies».</w:t>
+      </w:r>
+    </w:p>
+    <w:p>
+      <w:pPr>
+        <w:spacing w:after="140"/>
+      </w:pPr>
+      <w:r>
+        <w:rPr>
+          <w:sz w:val="22"/>
+          <w:szCs w:val="22"/>
+        </w:rPr>
+        <w:t xml:space="preserve">When a new version is issued, take old copies out of use.</w:t>
+      </w:r>
+    </w:p>
+    <w:p>
+      <w:pPr>
+        <w:pStyle w:val="Heading1"/>
+        <w:spacing w:after="120" w:before="280"/>
+      </w:pPr>
+      <w:r>
+        <w:t>11. Abbreviations</w:t>
+      </w:r>
+    </w:p>
+    <w:tbl>
+      <w:tblPr>
+        <w:tblW w:type="pct" w:w="100%"/>
+        <w:tblBorders>
+          <w:top w:val="single" w:color="auto" w:sz="4"/>
+          <w:left w:val="single" w:color="auto" w:sz="4"/>
+          <w:bottom w:val="single" w:color="auto" w:sz="4"/>
+          <w:right w:val="single" w:color="auto" w:sz="4"/>
+          <w:insideH w:val="single" w:color="auto" w:sz="4"/>
+          <w:insideV w:val="single" w:color="auto" w:sz="4"/>
+        </w:tblBorders>
+      </w:tblPr>
+      <w:tblGrid>
+        <w:gridCol w:w="100"/>
+        <w:gridCol w:w="100"/>
+      </w:tblGrid>
+      <w:tr>
+        <w:tc>
+          <w:tcPr>
+            <w:tcW w:type="pct" w:w="22%"/>
+            <w:tcBorders>
+              <w:top w:val="single" w:color="999999" w:sz="4"/>
+              <w:left w:val="single" w:color="999999" w:sz="4"/>
+              <w:bottom w:val="single" w:color="999999" w:sz="4"/>
+              <w:right w:val="single" w:color="999999" w:sz="4"/>
+            </w:tcBorders>
+            <w:shd w:fill="E8E8E8" w:val="clear"/>
+          </w:tcPr>
+          <w:p>
+            <w:r>
+              <w:rPr>
+                <w:b/>
+              </w:rPr>
+              <w:t>Abbreviation</w:t>
+            </w:r>
+          </w:p>
+        </w:tc>
+        <w:tc>
+          <w:tcPr>
+            <w:tcW w:type="pct" w:w="22%"/>
+            <w:tcBorders>
+              <w:top w:val="single" w:color="999999" w:sz="4"/>
+              <w:left w:val="single" w:color="999999" w:sz="4"/>
+              <w:bottom w:val="single" w:color="999999" w:sz="4"/>
+              <w:right w:val="single" w:color="999999" w:sz="4"/>
+            </w:tcBorders>
+            <w:shd w:fill="E8E8E8" w:val="clear"/>
+          </w:tcPr>
+          <w:p>
+            <w:r>
+              <w:rPr>
+                <w:b/>
+              </w:rPr>
+              <w:t>Meaning</w:t>
+            </w:r>
+          </w:p>
+        </w:tc>
+      </w:tr>
+      <w:tr>
+        <w:tc>
+          <w:tcPr>
+            <w:tcW w:type="pct" w:w="22%"/>
+            <w:tcBorders>
+              <w:top w:val="single" w:color="999999" w:sz="4"/>
+              <w:left w:val="single" w:color="999999" w:sz="4"/>
+              <w:bottom w:val="single" w:color="999999" w:sz="4"/>
+              <w:right w:val="single" w:color="999999" w:sz="4"/>
+            </w:tcBorders>
+            <w:shd w:fill="E8E8E8" w:val="clear"/>
+          </w:tcPr>
+          <w:p>
+            <w:r>
+              <w:rPr>
+                <w:b w:val="0"/>
+              </w:rPr>
+              <w:t>AAC</w:t>
+            </w:r>
+          </w:p>
+        </w:tc>
+        <w:tc>
+          <w:tcPr>
+            <w:tcW w:type="pct" w:w="22%"/>
+            <w:tcBorders>
+              <w:top w:val="single" w:color="999999" w:sz="4"/>
+              <w:left w:val="single" w:color="999999" w:sz="4"/>
+              <w:bottom w:val="single" w:color="999999" w:sz="4"/>
+              <w:right w:val="single" w:color="999999" w:sz="4"/>
+            </w:tcBorders>
+            <w:shd w:fill="E8E8E8" w:val="clear"/>
+          </w:tcPr>
+          <w:p>
+            <w:r>
+              <w:rPr>
+                <w:b w:val="0"/>
+              </w:rPr>
+              <w:t>Access, Assessment and Continuity of Care (NABH SHCO chapter 2)</w:t>
+            </w:r>
+          </w:p>
+        </w:tc>
+      </w:tr>
+      <w:tr>
+        <w:tc>
+          <w:tcPr>
+            <w:tcW w:type="pct" w:w="22%"/>
+            <w:tcBorders>
+              <w:top w:val="single" w:color="999999" w:sz="4"/>
+              <w:left w:val="single" w:color="999999" w:sz="4"/>
+              <w:bottom w:val="single" w:color="999999" w:sz="4"/>
+              <w:right w:val="single" w:color="999999" w:sz="4"/>
+            </w:tcBorders>
+            <w:shd w:fill="E8E8E8" w:val="clear"/>
+          </w:tcPr>
+          <w:p>
+            <w:r>
+              <w:rPr>
+                <w:b w:val="0"/>
+              </w:rPr>
+              <w:t>CAPA</w:t>
+            </w:r>
+          </w:p>
+        </w:tc>
+        <w:tc>
+          <w:tcPr>
+            <w:tcW w:type="pct" w:w="22%"/>
+            <w:tcBorders>
+              <w:top w:val="single" w:color="999999" w:sz="4"/>
+              <w:left w:val="single" w:color="999999" w:sz="4"/>
+              <w:bottom w:val="single" w:color="999999" w:sz="4"/>
+              <w:right w:val="single" w:color="999999" w:sz="4"/>
+            </w:tcBorders>
+            <w:shd w:fill="E8E8E8" w:val="clear"/>
+          </w:tcPr>
+          <w:p>
+            <w:r>
+              <w:rPr>
+                <w:b w:val="0"/>
+              </w:rPr>
+              <w:t>corrective and preventive action</w:t>
+            </w:r>
+          </w:p>
+        </w:tc>
+      </w:tr>
+      <w:tr>
+        <w:tc>
+          <w:tcPr>
+            <w:tcW w:type="pct" w:w="22%"/>
+            <w:tcBorders>
+              <w:top w:val="single" w:color="999999" w:sz="4"/>
+              <w:left w:val="single" w:color="999999" w:sz="4"/>
+              <w:bottom w:val="single" w:color="999999" w:sz="4"/>
+              <w:right w:val="single" w:color="999999" w:sz="4"/>
+            </w:tcBorders>
+            <w:shd w:fill="E8E8E8" w:val="clear"/>
+          </w:tcPr>
+          <w:p>
+            <w:r>
+              <w:rPr>
+                <w:b w:val="0"/>
+              </w:rPr>
+              <w:t>EWS</w:t>
+            </w:r>
+          </w:p>
+        </w:tc>
+        <w:tc>
+          <w:tcPr>
+            <w:tcW w:type="pct" w:w="22%"/>
+            <w:tcBorders>
+              <w:top w:val="single" w:color="999999" w:sz="4"/>
+              <w:left w:val="single" w:color="999999" w:sz="4"/>
+              <w:bottom w:val="single" w:color="999999" w:sz="4"/>
+              <w:right w:val="single" w:color="999999" w:sz="4"/>
+            </w:tcBorders>
+            <w:shd w:fill="E8E8E8" w:val="clear"/>
+          </w:tcPr>
+          <w:p>
+            <w:r>
+              <w:rPr>
+                <w:b w:val="0"/>
+              </w:rPr>
+              <w:t>early warning score</w:t>
+            </w:r>
+          </w:p>
+        </w:tc>
+      </w:tr>
+      <w:tr>
+        <w:tc>
+          <w:tcPr>
+            <w:tcW w:type="pct" w:w="22%"/>
+            <w:tcBorders>
+              <w:top w:val="single" w:color="999999" w:sz="4"/>
+              <w:left w:val="single" w:color="999999" w:sz="4"/>
+              <w:bottom w:val="single" w:color="999999" w:sz="4"/>
+              <w:right w:val="single" w:color="999999" w:sz="4"/>
+            </w:tcBorders>
+            <w:shd w:fill="E8E8E8" w:val="clear"/>
+          </w:tcPr>
+          <w:p>
+            <w:r>
+              <w:rPr>
+                <w:b w:val="0"/>
+              </w:rPr>
+              <w:t>MEWS</w:t>
+            </w:r>
+          </w:p>
+        </w:tc>
+        <w:tc>
+          <w:tcPr>
+            <w:tcW w:type="pct" w:w="22%"/>
+            <w:tcBorders>
+              <w:top w:val="single" w:color="999999" w:sz="4"/>
+              <w:left w:val="single" w:color="999999" w:sz="4"/>
+              <w:bottom w:val="single" w:color="999999" w:sz="4"/>
+              <w:right w:val="single" w:color="999999" w:sz="4"/>
+            </w:tcBorders>
+            <w:shd w:fill="E8E8E8" w:val="clear"/>
+          </w:tcPr>
+          <w:p>
+            <w:r>
+              <w:rPr>
+                <w:b w:val="0"/>
+              </w:rPr>
+              <w:t>modified early warning score</w:t>
+            </w:r>
+          </w:p>
+        </w:tc>
+      </w:tr>
+      <w:tr>
+        <w:tc>
+          <w:tcPr>
+            <w:tcW w:type="pct" w:w="22%"/>
+            <w:tcBorders>
+              <w:top w:val="single" w:color="999999" w:sz="4"/>
+              <w:left w:val="single" w:color="999999" w:sz="4"/>
+              <w:bottom w:val="single" w:color="999999" w:sz="4"/>
+              <w:right w:val="single" w:color="999999" w:sz="4"/>
+            </w:tcBorders>
+            <w:shd w:fill="E8E8E8" w:val="clear"/>
+          </w:tcPr>
+          <w:p>
+            <w:r>
+              <w:rPr>
+                <w:b w:val="0"/>
+              </w:rPr>
+              <w:t>NABH</w:t>
+            </w:r>
+          </w:p>
+        </w:tc>
+        <w:tc>
+          <w:tcPr>
+            <w:tcW w:type="pct" w:w="22%"/>
+            <w:tcBorders>
+              <w:top w:val="single" w:color="999999" w:sz="4"/>
+              <w:left w:val="single" w:color="999999" w:sz="4"/>
+              <w:bottom w:val="single" w:color="999999" w:sz="4"/>
+              <w:right w:val="single" w:color="999999" w:sz="4"/>
+            </w:tcBorders>
+            <w:shd w:fill="E8E8E8" w:val="clear"/>
+          </w:tcPr>
+          <w:p>
+            <w:r>
+              <w:rPr>
+                <w:b w:val="0"/>
+              </w:rPr>
+              <w:t>National Accreditation Board for Hospitals and Healthcare Providers</w:t>
+            </w:r>
+          </w:p>
+        </w:tc>
+      </w:tr>
+      <w:tr>
+        <w:tc>
+          <w:tcPr>
+            <w:tcW w:type="pct" w:w="22%"/>
+            <w:tcBorders>
+              <w:top w:val="single" w:color="999999" w:sz="4"/>
+              <w:left w:val="single" w:color="999999" w:sz="4"/>
+              <w:bottom w:val="single" w:color="999999" w:sz="4"/>
+              <w:right w:val="single" w:color="999999" w:sz="4"/>
+            </w:tcBorders>
+            <w:shd w:fill="E8E8E8" w:val="clear"/>
+          </w:tcPr>
+          <w:p>
+            <w:r>
+              <w:rPr>
+                <w:b w:val="0"/>
+              </w:rPr>
+              <w:t>OE</w:t>
+            </w:r>
+          </w:p>
+        </w:tc>
+        <w:tc>
+          <w:tcPr>
+            <w:tcW w:type="pct" w:w="22%"/>
+            <w:tcBorders>
+              <w:top w:val="single" w:color="999999" w:sz="4"/>
+              <w:left w:val="single" w:color="999999" w:sz="4"/>
+              <w:bottom w:val="single" w:color="999999" w:sz="4"/>
+              <w:right w:val="single" w:color="999999" w:sz="4"/>
+            </w:tcBorders>
+            <w:shd w:fill="E8E8E8" w:val="clear"/>
+          </w:tcPr>
+          <w:p>
+            <w:r>
+              <w:rPr>
+                <w:b w:val="0"/>
+              </w:rPr>
+              <w:t>objective element</w:t>
+            </w:r>
+          </w:p>
+        </w:tc>
+      </w:tr>
+      <w:tr>
+        <w:tc>
+          <w:tcPr>
+            <w:tcW w:type="pct" w:w="22%"/>
+            <w:tcBorders>
+              <w:top w:val="single" w:color="999999" w:sz="4"/>
+              <w:left w:val="single" w:color="999999" w:sz="4"/>
+              <w:bottom w:val="single" w:color="999999" w:sz="4"/>
+              <w:right w:val="single" w:color="999999" w:sz="4"/>
+            </w:tcBorders>
+            <w:shd w:fill="E8E8E8" w:val="clear"/>
+          </w:tcPr>
+          <w:p>
+            <w:r>
+              <w:rPr>
+                <w:b w:val="0"/>
+              </w:rPr>
+              <w:t>SHCO</w:t>
+            </w:r>
+          </w:p>
+        </w:tc>
+        <w:tc>
+          <w:tcPr>
+            <w:tcW w:type="pct" w:w="22%"/>
+            <w:tcBorders>
+              <w:top w:val="single" w:color="999999" w:sz="4"/>
+              <w:left w:val="single" w:color="999999" w:sz="4"/>
+              <w:bottom w:val="single" w:color="999999" w:sz="4"/>
+              <w:right w:val="single" w:color="999999" w:sz="4"/>
+            </w:tcBorders>
+            <w:shd w:fill="E8E8E8" w:val="clear"/>
+          </w:tcPr>
+          <w:p>
+            <w:r>
+              <w:rPr>
+                <w:b w:val="0"/>
+              </w:rPr>
+              <w:t>Standards for Small Healthcare Organisations</w:t>
+            </w:r>
+          </w:p>
+        </w:tc>
+      </w:tr>
+      <w:tr>
+        <w:tc>
+          <w:tcPr>
+            <w:tcW w:type="pct" w:w="22%"/>
+            <w:tcBorders>
+              <w:top w:val="single" w:color="999999" w:sz="4"/>
+              <w:left w:val="single" w:color="999999" w:sz="4"/>
+              <w:bottom w:val="single" w:color="999999" w:sz="4"/>
+              <w:right w:val="single" w:color="999999" w:sz="4"/>
+            </w:tcBorders>
+            <w:shd w:fill="E8E8E8" w:val="clear"/>
+          </w:tcPr>
+          <w:p>
+            <w:r>
+              <w:rPr>
+                <w:b w:val="0"/>
+              </w:rPr>
+              <w:t>TAT</w:t>
+            </w:r>
+          </w:p>
+        </w:tc>
+        <w:tc>
+          <w:tcPr>
+            <w:tcW w:type="pct" w:w="22%"/>
+            <w:tcBorders>
+              <w:top w:val="single" w:color="999999" w:sz="4"/>
+              <w:left w:val="single" w:color="999999" w:sz="4"/>
+              <w:bottom w:val="single" w:color="999999" w:sz="4"/>
+              <w:right w:val="single" w:color="999999" w:sz="4"/>
+            </w:tcBorders>
+            <w:shd w:fill="E8E8E8" w:val="clear"/>
+          </w:tcPr>
+          <w:p>
+            <w:r>
+              <w:rPr>
+                <w:b w:val="0"/>
+              </w:rPr>
+              <w:t>turnaround time</w:t>
+            </w:r>
+          </w:p>
+        </w:tc>
+      </w:tr>
+    </w:tbl>
+    <w:p>
+      <w:pPr>
+        <w:pStyle w:val="Heading1"/>
+        <w:spacing w:after="120" w:before="280"/>
+      </w:pPr>
+      <w:r>
+        <w:t>12. Traceability to NABH SHCO 3rd Edition AAC.3</w:t>
+      </w:r>
+    </w:p>
+    <w:p>
+      <w:pPr>
+        <w:spacing w:after="120"/>
+      </w:pPr>
+      <w:r>
+        <w:rPr>
+          <w:i/>
+          <w:iCs/>
+          <w:sz w:val="20"/>
+          <w:szCs w:val="20"/>
+        </w:rPr>
+        <w:t xml:space="preserve">This table is an index. It is not how the policy is organised.</w:t>
+      </w:r>
+    </w:p>
     <w:tbl>
       <w:tblPr>
         <w:tblW w:type="pct" w:w="100%"/>
@@ -3143,490 +3627,6 @@
         </w:tc>
       </w:tr>
     </w:tbl>
-    <w:p>
-      <w:pPr>
-        <w:pStyle w:val="Heading1"/>
-        <w:spacing w:after="120" w:before="280"/>
-      </w:pPr>
-      <w:r>
-        <w:t>10. Distribution</w:t>
-      </w:r>
-    </w:p>
-    <w:p>
-      <w:pPr>
-        <w:spacing w:after="140"/>
-      </w:pPr>
-      <w:r>
-        <w:rPr>
-          <w:sz w:val="22"/>
-          <w:szCs w:val="22"/>
-        </w:rPr>
-        <w:t xml:space="preserve">Official master copy: office of the Medical Superintendent, «Hospital Name», with the Quality Coordinator.</w:t>
-      </w:r>
-    </w:p>
-    <w:p>
-      <w:pPr>
-        <w:spacing w:after="140"/>
-      </w:pPr>
-      <w:r>
-        <w:rPr>
-          <w:sz w:val="22"/>
-          <w:szCs w:val="22"/>
-        </w:rPr>
-        <w:t xml:space="preserve">Copies issued to: emergency; every in-patient ward; out-patient; day-care; nursing administration.</w:t>
-      </w:r>
-    </w:p>
-    <w:p>
-      <w:pPr>
-        <w:spacing w:after="140"/>
-      </w:pPr>
-      <w:r>
-        <w:rPr>
-          <w:sz w:val="22"/>
-          <w:szCs w:val="22"/>
-        </w:rPr>
-        <w:t xml:space="preserve">The current version is available to all staff at the «front-office policy file» and, if the hospital keeps an intranet, at «staff intranet / policies».</w:t>
-      </w:r>
-    </w:p>
-    <w:p>
-      <w:pPr>
-        <w:spacing w:after="140"/>
-      </w:pPr>
-      <w:r>
-        <w:rPr>
-          <w:sz w:val="22"/>
-          <w:szCs w:val="22"/>
-        </w:rPr>
-        <w:t xml:space="preserve">When a new version is issued, take old copies out of use.</w:t>
-      </w:r>
-    </w:p>
-    <w:p>
-      <w:pPr>
-        <w:pStyle w:val="Heading1"/>
-        <w:spacing w:after="120" w:before="280"/>
-      </w:pPr>
-      <w:r>
-        <w:t>11. Abbreviations</w:t>
-      </w:r>
-    </w:p>
-    <w:tbl>
-      <w:tblPr>
-        <w:tblW w:type="pct" w:w="100%"/>
-        <w:tblBorders>
-          <w:top w:val="single" w:color="auto" w:sz="4"/>
-          <w:left w:val="single" w:color="auto" w:sz="4"/>
-          <w:bottom w:val="single" w:color="auto" w:sz="4"/>
-          <w:right w:val="single" w:color="auto" w:sz="4"/>
-          <w:insideH w:val="single" w:color="auto" w:sz="4"/>
-          <w:insideV w:val="single" w:color="auto" w:sz="4"/>
-        </w:tblBorders>
-      </w:tblPr>
-      <w:tblGrid>
-        <w:gridCol w:w="100"/>
-        <w:gridCol w:w="100"/>
-      </w:tblGrid>
-      <w:tr>
-        <w:tc>
-          <w:tcPr>
-            <w:tcW w:type="pct" w:w="22%"/>
-            <w:tcBorders>
-              <w:top w:val="single" w:color="999999" w:sz="4"/>
-              <w:left w:val="single" w:color="999999" w:sz="4"/>
-              <w:bottom w:val="single" w:color="999999" w:sz="4"/>
-              <w:right w:val="single" w:color="999999" w:sz="4"/>
-            </w:tcBorders>
-            <w:shd w:fill="E8E8E8" w:val="clear"/>
-          </w:tcPr>
-          <w:p>
-            <w:r>
-              <w:rPr>
-                <w:b/>
-              </w:rPr>
-              <w:t>Abbreviation</w:t>
-            </w:r>
-          </w:p>
-        </w:tc>
-        <w:tc>
-          <w:tcPr>
-            <w:tcW w:type="pct" w:w="22%"/>
-            <w:tcBorders>
-              <w:top w:val="single" w:color="999999" w:sz="4"/>
-              <w:left w:val="single" w:color="999999" w:sz="4"/>
-              <w:bottom w:val="single" w:color="999999" w:sz="4"/>
-              <w:right w:val="single" w:color="999999" w:sz="4"/>
-            </w:tcBorders>
-            <w:shd w:fill="E8E8E8" w:val="clear"/>
-          </w:tcPr>
-          <w:p>
-            <w:r>
-              <w:rPr>
-                <w:b/>
-              </w:rPr>
-              <w:t>Meaning</w:t>
-            </w:r>
-          </w:p>
-        </w:tc>
-      </w:tr>
-      <w:tr>
-        <w:tc>
-          <w:tcPr>
-            <w:tcW w:type="pct" w:w="22%"/>
-            <w:tcBorders>
-              <w:top w:val="single" w:color="999999" w:sz="4"/>
-              <w:left w:val="single" w:color="999999" w:sz="4"/>
-              <w:bottom w:val="single" w:color="999999" w:sz="4"/>
-              <w:right w:val="single" w:color="999999" w:sz="4"/>
-            </w:tcBorders>
-            <w:shd w:fill="E8E8E8" w:val="clear"/>
-          </w:tcPr>
-          <w:p>
-            <w:r>
-              <w:rPr>
-                <w:b w:val="0"/>
-              </w:rPr>
-              <w:t>AAC</w:t>
-            </w:r>
-          </w:p>
-        </w:tc>
-        <w:tc>
-          <w:tcPr>
-            <w:tcW w:type="pct" w:w="22%"/>
-            <w:tcBorders>
-              <w:top w:val="single" w:color="999999" w:sz="4"/>
-              <w:left w:val="single" w:color="999999" w:sz="4"/>
-              <w:bottom w:val="single" w:color="999999" w:sz="4"/>
-              <w:right w:val="single" w:color="999999" w:sz="4"/>
-            </w:tcBorders>
-            <w:shd w:fill="E8E8E8" w:val="clear"/>
-          </w:tcPr>
-          <w:p>
-            <w:r>
-              <w:rPr>
-                <w:b w:val="0"/>
-              </w:rPr>
-              <w:t>Access, Assessment and Continuity of Care (NABH SHCO chapter 2)</w:t>
-            </w:r>
-          </w:p>
-        </w:tc>
-      </w:tr>
-      <w:tr>
-        <w:tc>
-          <w:tcPr>
-            <w:tcW w:type="pct" w:w="22%"/>
-            <w:tcBorders>
-              <w:top w:val="single" w:color="999999" w:sz="4"/>
-              <w:left w:val="single" w:color="999999" w:sz="4"/>
-              <w:bottom w:val="single" w:color="999999" w:sz="4"/>
-              <w:right w:val="single" w:color="999999" w:sz="4"/>
-            </w:tcBorders>
-            <w:shd w:fill="E8E8E8" w:val="clear"/>
-          </w:tcPr>
-          <w:p>
-            <w:r>
-              <w:rPr>
-                <w:b w:val="0"/>
-              </w:rPr>
-              <w:t>CAPA</w:t>
-            </w:r>
-          </w:p>
-        </w:tc>
-        <w:tc>
-          <w:tcPr>
-            <w:tcW w:type="pct" w:w="22%"/>
-            <w:tcBorders>
-              <w:top w:val="single" w:color="999999" w:sz="4"/>
-              <w:left w:val="single" w:color="999999" w:sz="4"/>
-              <w:bottom w:val="single" w:color="999999" w:sz="4"/>
-              <w:right w:val="single" w:color="999999" w:sz="4"/>
-            </w:tcBorders>
-            <w:shd w:fill="E8E8E8" w:val="clear"/>
-          </w:tcPr>
-          <w:p>
-            <w:r>
-              <w:rPr>
-                <w:b w:val="0"/>
-              </w:rPr>
-              <w:t>corrective and preventive action</w:t>
-            </w:r>
-          </w:p>
-        </w:tc>
-      </w:tr>
-      <w:tr>
-        <w:tc>
-          <w:tcPr>
-            <w:tcW w:type="pct" w:w="22%"/>
-            <w:tcBorders>
-              <w:top w:val="single" w:color="999999" w:sz="4"/>
-              <w:left w:val="single" w:color="999999" w:sz="4"/>
-              <w:bottom w:val="single" w:color="999999" w:sz="4"/>
-              <w:right w:val="single" w:color="999999" w:sz="4"/>
-            </w:tcBorders>
-            <w:shd w:fill="E8E8E8" w:val="clear"/>
-          </w:tcPr>
-          <w:p>
-            <w:r>
-              <w:rPr>
-                <w:b w:val="0"/>
-              </w:rPr>
-              <w:t>EWS</w:t>
-            </w:r>
-          </w:p>
-        </w:tc>
-        <w:tc>
-          <w:tcPr>
-            <w:tcW w:type="pct" w:w="22%"/>
-            <w:tcBorders>
-              <w:top w:val="single" w:color="999999" w:sz="4"/>
-              <w:left w:val="single" w:color="999999" w:sz="4"/>
-              <w:bottom w:val="single" w:color="999999" w:sz="4"/>
-              <w:right w:val="single" w:color="999999" w:sz="4"/>
-            </w:tcBorders>
-            <w:shd w:fill="E8E8E8" w:val="clear"/>
-          </w:tcPr>
-          <w:p>
-            <w:r>
-              <w:rPr>
-                <w:b w:val="0"/>
-              </w:rPr>
-              <w:t>early warning score</w:t>
-            </w:r>
-          </w:p>
-        </w:tc>
-      </w:tr>
-      <w:tr>
-        <w:tc>
-          <w:tcPr>
-            <w:tcW w:type="pct" w:w="22%"/>
-            <w:tcBorders>
-              <w:top w:val="single" w:color="999999" w:sz="4"/>
-              <w:left w:val="single" w:color="999999" w:sz="4"/>
-              <w:bottom w:val="single" w:color="999999" w:sz="4"/>
-              <w:right w:val="single" w:color="999999" w:sz="4"/>
-            </w:tcBorders>
-            <w:shd w:fill="E8E8E8" w:val="clear"/>
-          </w:tcPr>
-          <w:p>
-            <w:r>
-              <w:rPr>
-                <w:b w:val="0"/>
-              </w:rPr>
-              <w:t>MEWS</w:t>
-            </w:r>
-          </w:p>
-        </w:tc>
-        <w:tc>
-          <w:tcPr>
-            <w:tcW w:type="pct" w:w="22%"/>
-            <w:tcBorders>
-              <w:top w:val="single" w:color="999999" w:sz="4"/>
-              <w:left w:val="single" w:color="999999" w:sz="4"/>
-              <w:bottom w:val="single" w:color="999999" w:sz="4"/>
-              <w:right w:val="single" w:color="999999" w:sz="4"/>
-            </w:tcBorders>
-            <w:shd w:fill="E8E8E8" w:val="clear"/>
-          </w:tcPr>
-          <w:p>
-            <w:r>
-              <w:rPr>
-                <w:b w:val="0"/>
-              </w:rPr>
-              <w:t>modified early warning score</w:t>
-            </w:r>
-          </w:p>
-        </w:tc>
-      </w:tr>
-      <w:tr>
-        <w:tc>
-          <w:tcPr>
-            <w:tcW w:type="pct" w:w="22%"/>
-            <w:tcBorders>
-              <w:top w:val="single" w:color="999999" w:sz="4"/>
-              <w:left w:val="single" w:color="999999" w:sz="4"/>
-              <w:bottom w:val="single" w:color="999999" w:sz="4"/>
-              <w:right w:val="single" w:color="999999" w:sz="4"/>
-            </w:tcBorders>
-            <w:shd w:fill="E8E8E8" w:val="clear"/>
-          </w:tcPr>
-          <w:p>
-            <w:r>
-              <w:rPr>
-                <w:b w:val="0"/>
-              </w:rPr>
-              <w:t>NABH</w:t>
-            </w:r>
-          </w:p>
-        </w:tc>
-        <w:tc>
-          <w:tcPr>
-            <w:tcW w:type="pct" w:w="22%"/>
-            <w:tcBorders>
-              <w:top w:val="single" w:color="999999" w:sz="4"/>
-              <w:left w:val="single" w:color="999999" w:sz="4"/>
-              <w:bottom w:val="single" w:color="999999" w:sz="4"/>
-              <w:right w:val="single" w:color="999999" w:sz="4"/>
-            </w:tcBorders>
-            <w:shd w:fill="E8E8E8" w:val="clear"/>
-          </w:tcPr>
-          <w:p>
-            <w:r>
-              <w:rPr>
-                <w:b w:val="0"/>
-              </w:rPr>
-              <w:t>National Accreditation Board for Hospitals and Healthcare Providers</w:t>
-            </w:r>
-          </w:p>
-        </w:tc>
-      </w:tr>
-      <w:tr>
-        <w:tc>
-          <w:tcPr>
-            <w:tcW w:type="pct" w:w="22%"/>
-            <w:tcBorders>
-              <w:top w:val="single" w:color="999999" w:sz="4"/>
-              <w:left w:val="single" w:color="999999" w:sz="4"/>
-              <w:bottom w:val="single" w:color="999999" w:sz="4"/>
-              <w:right w:val="single" w:color="999999" w:sz="4"/>
-            </w:tcBorders>
-            <w:shd w:fill="E8E8E8" w:val="clear"/>
-          </w:tcPr>
-          <w:p>
-            <w:r>
-              <w:rPr>
-                <w:b w:val="0"/>
-              </w:rPr>
-              <w:t>OE</w:t>
-            </w:r>
-          </w:p>
-        </w:tc>
-        <w:tc>
-          <w:tcPr>
-            <w:tcW w:type="pct" w:w="22%"/>
-            <w:tcBorders>
-              <w:top w:val="single" w:color="999999" w:sz="4"/>
-              <w:left w:val="single" w:color="999999" w:sz="4"/>
-              <w:bottom w:val="single" w:color="999999" w:sz="4"/>
-              <w:right w:val="single" w:color="999999" w:sz="4"/>
-            </w:tcBorders>
-            <w:shd w:fill="E8E8E8" w:val="clear"/>
-          </w:tcPr>
-          <w:p>
-            <w:r>
-              <w:rPr>
-                <w:b w:val="0"/>
-              </w:rPr>
-              <w:t>objective element</w:t>
-            </w:r>
-          </w:p>
-        </w:tc>
-      </w:tr>
-      <w:tr>
-        <w:tc>
-          <w:tcPr>
-            <w:tcW w:type="pct" w:w="22%"/>
-            <w:tcBorders>
-              <w:top w:val="single" w:color="999999" w:sz="4"/>
-              <w:left w:val="single" w:color="999999" w:sz="4"/>
-              <w:bottom w:val="single" w:color="999999" w:sz="4"/>
-              <w:right w:val="single" w:color="999999" w:sz="4"/>
-            </w:tcBorders>
-            <w:shd w:fill="E8E8E8" w:val="clear"/>
-          </w:tcPr>
-          <w:p>
-            <w:r>
-              <w:rPr>
-                <w:b w:val="0"/>
-              </w:rPr>
-              <w:t>SHCO</w:t>
-            </w:r>
-          </w:p>
-        </w:tc>
-        <w:tc>
-          <w:tcPr>
-            <w:tcW w:type="pct" w:w="22%"/>
-            <w:tcBorders>
-              <w:top w:val="single" w:color="999999" w:sz="4"/>
-              <w:left w:val="single" w:color="999999" w:sz="4"/>
-              <w:bottom w:val="single" w:color="999999" w:sz="4"/>
-              <w:right w:val="single" w:color="999999" w:sz="4"/>
-            </w:tcBorders>
-            <w:shd w:fill="E8E8E8" w:val="clear"/>
-          </w:tcPr>
-          <w:p>
-            <w:r>
-              <w:rPr>
-                <w:b w:val="0"/>
-              </w:rPr>
-              <w:t>Standards for Small Healthcare Organisations</w:t>
-            </w:r>
-          </w:p>
-        </w:tc>
-      </w:tr>
-      <w:tr>
-        <w:tc>
-          <w:tcPr>
-            <w:tcW w:type="pct" w:w="22%"/>
-            <w:tcBorders>
-              <w:top w:val="single" w:color="999999" w:sz="4"/>
-              <w:left w:val="single" w:color="999999" w:sz="4"/>
-              <w:bottom w:val="single" w:color="999999" w:sz="4"/>
-              <w:right w:val="single" w:color="999999" w:sz="4"/>
-            </w:tcBorders>
-            <w:shd w:fill="E8E8E8" w:val="clear"/>
-          </w:tcPr>
-          <w:p>
-            <w:r>
-              <w:rPr>
-                <w:b w:val="0"/>
-              </w:rPr>
-              <w:t>TAT</w:t>
-            </w:r>
-          </w:p>
-        </w:tc>
-        <w:tc>
-          <w:tcPr>
-            <w:tcW w:type="pct" w:w="22%"/>
-            <w:tcBorders>
-              <w:top w:val="single" w:color="999999" w:sz="4"/>
-              <w:left w:val="single" w:color="999999" w:sz="4"/>
-              <w:bottom w:val="single" w:color="999999" w:sz="4"/>
-              <w:right w:val="single" w:color="999999" w:sz="4"/>
-            </w:tcBorders>
-            <w:shd w:fill="E8E8E8" w:val="clear"/>
-          </w:tcPr>
-          <w:p>
-            <w:r>
-              <w:rPr>
-                <w:b w:val="0"/>
-              </w:rPr>
-              <w:t>turnaround time</w:t>
-            </w:r>
-          </w:p>
-        </w:tc>
-      </w:tr>
-    </w:tbl>
-    <w:p>
-      <w:pPr>
-        <w:pStyle w:val="Heading1"/>
-        <w:spacing w:after="120" w:before="280"/>
-      </w:pPr>
-      <w:r>
-        <w:t>12. Traceability to NABH SHCO 3rd Edition AAC.3</w:t>
-      </w:r>
-    </w:p>
-    <w:p>
-      <w:pPr>
-        <w:spacing w:after="120"/>
-      </w:pPr>
-      <w:r>
-        <w:rPr>
-          <w:i/>
-          <w:iCs/>
-          <w:sz w:val="20"/>
-          <w:szCs w:val="20"/>
-        </w:rPr>
-        <w:t xml:space="preserve">This table is an index. It is not how the policy is organised.</w:t>
-      </w:r>
-    </w:p>
     <w:p>
       <w:pPr>
         <w:pStyle w:val="Heading1"/>

--- a/policies/build/masters/AAC.3_v2_master.docx
+++ b/policies/build/masters/AAC.3_v2_master.docx
@@ -710,7 +710,7 @@
           <w:sz w:val="22"/>
           <w:szCs w:val="22"/>
         </w:rPr>
-        <w:t xml:space="preserve">It covers the five elements AAC.3.a–e: initial assessment, documented care plan, reassessment, out-patient follow-up, and early warning guidelines.</w:t>
+        <w:t>It covers five elements: initial assessment, documented care plan, reassessment, out-patient follow-up, and early warning guidelines.</w:t>
       </w:r>
     </w:p>
     <w:p>
@@ -1045,7 +1045,7 @@
           <w:sz w:val="22"/>
           <w:szCs w:val="22"/>
         </w:rPr>
-        <w:t xml:space="preserve">goals of care discussed with the patient and/or family (PRE.2 owns the right to consultation; this policy owns the clinical plan).</w:t>
+        <w:t>goals of care discussed with the patient and/or family.</w:t>
       </w:r>
     </w:p>
     <w:p>

--- a/policies/build/masters/AAC.3_v2_master.docx
+++ b/policies/build/masters/AAC.3_v2_master.docx
@@ -3990,8 +3990,23 @@
           <w:sz w:val="22"/>
           <w:szCs w:val="22"/>
         </w:rPr>
-        <w:t xml:space="preserve">National Accreditation Board for Hospitals and Healthcare Providers (NABH), Standards for Small Healthcare Organisations, 3rd Edition — Access, Assessment and Continuity of Care chapter, standard AAC.3.</w:t>
-      </w:r>
+      </w:r>
+      <w:r>
+        <w:rPr>
+          <w:sz w:val="22"/>
+        </w:rPr>
+        <w:t xml:space="preserve">National Accreditation Board for Hospitals &amp; Healthcare Providers. (2022). Standards for small healthcare organisations (3rd ed.) — Access, Assessment and Continuity of Care chapter, standard AAC.3. </w:t>
+      </w:r>
+      <w:hyperlink r:id="rId9">
+        <w:r>
+          <w:rPr>
+            <w:rStyle w:val="Hyperlink"/>
+            <w:sz w:val="22"/>
+            <w:szCs w:val="22"/>
+          </w:rPr>
+          <w:t>https://nabh.co/programmes/small-healthcare-organisation-shco-accreditation-programme/</w:t>
+        </w:r>
+      </w:hyperlink>
     </w:p>
     <w:p>
       <w:pPr>
